--- a/reports/informe_final.docx
+++ b/reports/informe_final.docx
@@ -34,7 +34,7 @@
         <w:jc w:val="center"/>
       </w:pPr>
       <w:r>
-        <w:t>Docente: [COMPLETAR]</w:t>
+        <w:t>Docentes: Juan Azcurra · Paul Pablo Hernán</w:t>
       </w:r>
     </w:p>
     <w:p>
@@ -42,7 +42,7 @@
         <w:jc w:val="center"/>
       </w:pPr>
       <w:r>
-        <w:t>Integrantes: [COMPLETAR NOMBRE 1] · [COMPLETAR NOMBRE 2] · [COMPLETAR NOMBRE 3]</w:t>
+        <w:t>Autor: Fernando Caceres</w:t>
       </w:r>
     </w:p>
     <w:p>

--- a/reports/informe_final.docx
+++ b/reports/informe_final.docx
@@ -50,7 +50,7 @@
         <w:jc w:val="center"/>
       </w:pPr>
       <w:r>
-        <w:t>Fecha: 28/09/2026</w:t>
+        <w:t>Fecha: 23/10/2026</w:t>
       </w:r>
     </w:p>
     <w:p>
